--- a/Arquitectura de Sistemas Computacionales/Parciales/Parcial 2 - Seguridad redes monitoreo y CI-CD.docx
+++ b/Arquitectura de Sistemas Computacionales/Parciales/Parcial 2 - Seguridad redes monitoreo y CI-CD.docx
@@ -45,7 +45,7 @@
           <w:color w:val="FFFFFF"/>
           <w:sz w:val="26"/>
         </w:rPr>
-        <w:t xml:space="preserve">  Parcial 2 — Seguridad, redes, monitoreo y CI/CD</w:t>
+        <w:t xml:space="preserve">  Parcial 2 — Seguridad, redes, monitoreo, CI/CD y costos</w:t>
       </w:r>
     </w:p>
     <w:p>
@@ -105,7 +105,7 @@
           <w:color w:val="2B2B2B"/>
           <w:sz w:val="22"/>
         </w:rPr>
-        <w:t>Fecha: 05/10/2026  ·  Clase 9  ·  Modalidad: Presencial (síncrono)</w:t>
+        <w:t>Fecha: 19/10/2026  ·  Sesión 9 de 13  ·  Modalidad: Presencial (síncrono)</w:t>
       </w:r>
     </w:p>
     <w:p>
@@ -226,7 +226,7 @@
           <w:color w:val="2B2B2B"/>
           <w:sz w:val="22"/>
         </w:rPr>
-        <w:t>Corte 2 · Únicamente clases con fecha &lt;= 05/10/2026 (Clases 6-9). NO incluye Clase 10 (costos, 12/10):</w:t>
+        <w:t>Corte 2 (Sesiones 6-9) · Únicamente clases dictadas antes del 19/10/2026 (Clases 6, 7, 8 y 10 del material; la sesión doble del 05/10 cubrió las Clases 7 y 8 y la sesión autónoma del 12/10 fue la Clase 10). La Clase 9 es la sesión del parcial:</w:t>
       </w:r>
     </w:p>
     <w:p>
@@ -256,7 +256,7 @@
           <w:color w:val="2B2B2B"/>
           <w:sz w:val="22"/>
         </w:rPr>
-        <w:t>Clase 6 · 14/09 · Seguridad en la nube</w:t>
+        <w:t>Clase 6 · 28/09 · Seguridad en la nube</w:t>
       </w:r>
     </w:p>
     <w:p>
@@ -271,7 +271,7 @@
           <w:color w:val="2B2B2B"/>
           <w:sz w:val="22"/>
         </w:rPr>
-        <w:t>Clase 7 · 21/09 · Redes y almacenamiento cloud</w:t>
+        <w:t>Clase 7 · 05/10 · Redes y almacenamiento cloud (sesión doble)</w:t>
       </w:r>
     </w:p>
     <w:p>
@@ -286,7 +286,22 @@
           <w:color w:val="2B2B2B"/>
           <w:sz w:val="22"/>
         </w:rPr>
-        <w:t>Clase 8 · 28/09 · Monitoreo y optimización · Integración continua y despliegue (CI/CD)</w:t>
+        <w:t>Clase 8 · 05/10 · Monitoreo y optimización · Integración continua y despliegue (CI/CD) (sesión doble)</w:t>
+      </w:r>
+    </w:p>
+    <w:p>
+      <w:pPr>
+        <w:pStyle w:val="ListBullet"/>
+        <w:spacing w:after="40"/>
+      </w:pPr>
+      <w:r>
+        <w:rPr>
+          <w:rFonts w:ascii="Calibri" w:hAnsi="Calibri" w:eastAsia="Calibri"/>
+          <w:b w:val="0"/>
+          <w:color w:val="2B2B2B"/>
+          <w:sz w:val="22"/>
+        </w:rPr>
+        <w:t>Clase 10 · 12/10 · Costos y sostenibilidad cloud (sesión autónoma)</w:t>
       </w:r>
     </w:p>
     <w:p>
@@ -466,7 +481,7 @@
           <w:color w:val="2B2B2B"/>
           <w:sz w:val="22"/>
         </w:rPr>
-        <w:t>• D. Caso CI/CD + monitoreo — 35 pts</w:t>
+        <w:t>• D. Caso CI/CD, monitoreo y costos — 35 pts</w:t>
       </w:r>
     </w:p>
     <w:p>
@@ -512,7 +527,7 @@
           <w:color w:val="2B2B2B"/>
           <w:sz w:val="22"/>
         </w:rPr>
-        <w:t>A1. (5 pts) El modelo de responsabilidad compartida en cloud implica:</w:t>
+        <w:t>A1. (4 pts) El modelo de responsabilidad compartida en cloud implica:</w:t>
       </w:r>
     </w:p>
     <w:p>
@@ -601,7 +616,7 @@
           <w:color w:val="2B2B2B"/>
           <w:sz w:val="22"/>
         </w:rPr>
-        <w:t>A2. (5 pts) Object storage (p. ej. buckets) se usa típicamente para:</w:t>
+        <w:t>A2. (4 pts) Object storage (p. ej. buckets) se usa típicamente para:</w:t>
       </w:r>
     </w:p>
     <w:p>
@@ -690,7 +705,7 @@
           <w:color w:val="2B2B2B"/>
           <w:sz w:val="22"/>
         </w:rPr>
-        <w:t>A3. (5 pts) CI (Integración Continua) busca principalmente:</w:t>
+        <w:t>A3. (4 pts) CI (Integración Continua) busca principalmente:</w:t>
       </w:r>
     </w:p>
     <w:p>
@@ -779,7 +794,7 @@
           <w:color w:val="2B2B2B"/>
           <w:sz w:val="22"/>
         </w:rPr>
-        <w:t>A4. (5 pts) Una métrica útil de monitoreo de un servicio cloud es:</w:t>
+        <w:t>A4. (4 pts) Una métrica útil de monitoreo de un servicio cloud es:</w:t>
       </w:r>
     </w:p>
     <w:p>
@@ -858,6 +873,95 @@
     </w:p>
     <w:p>
       <w:pPr>
+        <w:spacing w:after="40" w:before="0" w:line="240" w:lineRule="auto"/>
+        <w:jc w:val="left"/>
+      </w:pPr>
+      <w:r>
+        <w:rPr>
+          <w:rFonts w:ascii="Calibri" w:hAnsi="Calibri" w:eastAsia="Calibri"/>
+          <w:b w:val="0"/>
+          <w:color w:val="2B2B2B"/>
+          <w:sz w:val="22"/>
+        </w:rPr>
+        <w:t>A5. (4 pts) La instancia de la API de CloudLite lleva semanas al 8 % de CPU. Al hacer right-sizing, ¿cuál es la banda de utilización objetivo recomendada?</w:t>
+      </w:r>
+    </w:p>
+    <w:p>
+      <w:pPr>
+        <w:spacing w:after="20" w:before="0" w:line="240" w:lineRule="auto"/>
+        <w:jc w:val="left"/>
+      </w:pPr>
+      <w:r>
+        <w:rPr>
+          <w:rFonts w:ascii="Calibri" w:hAnsi="Calibri" w:eastAsia="Calibri"/>
+          <w:b w:val="0"/>
+          <w:color w:val="2B2B2B"/>
+          <w:sz w:val="22"/>
+        </w:rPr>
+        <w:t xml:space="preserve">    a) Mantenerla por debajo del 10 % para tener margen</w:t>
+      </w:r>
+    </w:p>
+    <w:p>
+      <w:pPr>
+        <w:spacing w:after="20" w:before="0" w:line="240" w:lineRule="auto"/>
+        <w:jc w:val="left"/>
+      </w:pPr>
+      <w:r>
+        <w:rPr>
+          <w:rFonts w:ascii="Calibri" w:hAnsi="Calibri" w:eastAsia="Calibri"/>
+          <w:b w:val="0"/>
+          <w:color w:val="2B2B2B"/>
+          <w:sz w:val="22"/>
+        </w:rPr>
+        <w:t xml:space="preserve">    b) Entre 40 % y 70 % de utilización sostenida</w:t>
+      </w:r>
+    </w:p>
+    <w:p>
+      <w:pPr>
+        <w:spacing w:after="20" w:before="0" w:line="240" w:lineRule="auto"/>
+        <w:jc w:val="left"/>
+      </w:pPr>
+      <w:r>
+        <w:rPr>
+          <w:rFonts w:ascii="Calibri" w:hAnsi="Calibri" w:eastAsia="Calibri"/>
+          <w:b w:val="0"/>
+          <w:color w:val="2B2B2B"/>
+          <w:sz w:val="22"/>
+        </w:rPr>
+        <w:t xml:space="preserve">    c) Al 100 % de forma permanente</w:t>
+      </w:r>
+    </w:p>
+    <w:p>
+      <w:pPr>
+        <w:spacing w:after="20" w:before="0" w:line="240" w:lineRule="auto"/>
+        <w:jc w:val="left"/>
+      </w:pPr>
+      <w:r>
+        <w:rPr>
+          <w:rFonts w:ascii="Calibri" w:hAnsi="Calibri" w:eastAsia="Calibri"/>
+          <w:b w:val="0"/>
+          <w:color w:val="2B2B2B"/>
+          <w:sz w:val="22"/>
+        </w:rPr>
+        <w:t xml:space="preserve">    d) La utilización no se tiene en cuenta al dimensionar</w:t>
+      </w:r>
+    </w:p>
+    <w:p>
+      <w:pPr>
+        <w:spacing w:after="80" w:before="0" w:line="240" w:lineRule="auto"/>
+        <w:jc w:val="left"/>
+      </w:pPr>
+      <w:r>
+        <w:rPr>
+          <w:rFonts w:ascii="Calibri" w:hAnsi="Calibri" w:eastAsia="Calibri"/>
+          <w:b w:val="0"/>
+          <w:color w:val="2B2B2B"/>
+          <w:sz w:val="22"/>
+        </w:rPr>
+      </w:r>
+    </w:p>
+    <w:p>
+      <w:pPr>
         <w:spacing w:after="200" w:before="240" w:line="240" w:lineRule="auto"/>
         <w:jc w:val="left"/>
         <w:shd w:val="clear" w:fill="095292"/>
@@ -884,7 +988,7 @@
           <w:color w:val="2B2B2B"/>
           <w:sz w:val="22"/>
         </w:rPr>
-        <w:t>B1. (5 pts) Exponer puertos innecesarios en un grupo de seguridad/firewall aumenta la superficie de ataque.</w:t>
+        <w:t>B1. (4 pts) Exponer puertos innecesarios en un grupo de seguridad/firewall aumenta la superficie de ataque.</w:t>
       </w:r>
     </w:p>
     <w:p>
@@ -914,7 +1018,7 @@
           <w:color w:val="2B2B2B"/>
           <w:sz w:val="22"/>
         </w:rPr>
-        <w:t>B2. (5 pts) CD (Continuous Delivery/Deployment) automatiza la ruta hacia entornos (con controles) tras CI.</w:t>
+        <w:t>B2. (4 pts) CD (Continuous Delivery/Deployment) automatiza la ruta hacia entornos (con controles) tras CI.</w:t>
       </w:r>
     </w:p>
     <w:p>
@@ -944,7 +1048,7 @@
           <w:color w:val="2B2B2B"/>
           <w:sz w:val="22"/>
         </w:rPr>
-        <w:t>B3. (5 pts) El monitoreo solo sirve después de un incidente grave, no de forma continua.</w:t>
+        <w:t>B3. (4 pts) El monitoreo solo sirve después de un incidente grave, no de forma continua.</w:t>
       </w:r>
     </w:p>
     <w:p>
@@ -974,7 +1078,7 @@
           <w:color w:val="2B2B2B"/>
           <w:sz w:val="22"/>
         </w:rPr>
-        <w:t>B4. (5 pts) VPC/redes virtuales permiten aislar recursos y controlar tráfico entre subredes.</w:t>
+        <w:t>B4. (4 pts) VPC/redes virtuales permiten aislar recursos y controlar tráfico entre subredes.</w:t>
       </w:r>
     </w:p>
     <w:p>
@@ -994,6 +1098,36 @@
     </w:p>
     <w:p>
       <w:pPr>
+        <w:spacing w:after="20" w:before="0" w:line="240" w:lineRule="auto"/>
+        <w:jc w:val="left"/>
+      </w:pPr>
+      <w:r>
+        <w:rPr>
+          <w:rFonts w:ascii="Calibri" w:hAnsi="Calibri" w:eastAsia="Calibri"/>
+          <w:b w:val="0"/>
+          <w:color w:val="2B2B2B"/>
+          <w:sz w:val="22"/>
+        </w:rPr>
+        <w:t>B5. (4 pts) Apagar por horario los entornos de desarrollo y pruebas de CloudLite fuera de la jornada laboral reduce el costo mensual sin afectar la disponibilidad de producción.</w:t>
+      </w:r>
+    </w:p>
+    <w:p>
+      <w:pPr>
+        <w:spacing w:after="120" w:before="0" w:line="240" w:lineRule="auto"/>
+        <w:jc w:val="left"/>
+      </w:pPr>
+      <w:r>
+        <w:rPr>
+          <w:rFonts w:ascii="Calibri" w:hAnsi="Calibri" w:eastAsia="Calibri"/>
+          <w:b w:val="0"/>
+          <w:color w:val="2B2B2B"/>
+          <w:sz w:val="22"/>
+        </w:rPr>
+        <w:t xml:space="preserve">    Respuesta (V / F): ________    Justificación breve: _______________________________</w:t>
+      </w:r>
+    </w:p>
+    <w:p>
+      <w:pPr>
         <w:spacing w:after="200" w:before="240" w:line="240" w:lineRule="auto"/>
         <w:jc w:val="left"/>
         <w:shd w:val="clear" w:fill="095292"/>
@@ -1186,7 +1320,7 @@
           <w:color w:val="FFFFFF"/>
           <w:sz w:val="26"/>
         </w:rPr>
-        <w:t xml:space="preserve">  SECCIÓN D — Caso CI/CD + monitoreo  (35 puntos)</w:t>
+        <w:t xml:space="preserve">  SECCIÓN D — Caso CI/CD, monitoreo y costos  (35 puntos)</w:t>
       </w:r>
     </w:p>
     <w:p>
@@ -1201,7 +1335,7 @@
           <w:color w:val="2B2B2B"/>
           <w:sz w:val="22"/>
         </w:rPr>
-        <w:t>D1. (35 pts) Diseñe un pipeline CI/CD sencillo (etapas) para un servicio containerizado y defina 3 alertas de monitoreo post-despliegue.</w:t>
+        <w:t>D1. (25 pts) Diseñe un pipeline CI/CD sencillo (etapas) para el servicio containerizado de CloudLite y defina 3 alertas de monitoreo post-despliegue.</w:t>
       </w:r>
     </w:p>
     <w:p>
@@ -1216,7 +1350,7 @@
           <w:color w:val="2B2B2B"/>
           <w:sz w:val="22"/>
         </w:rPr>
-        <w:t>a) Etapas del pipeline (build, test, scan, deploy…) (15 pts)</w:t>
+        <w:t>a) Etapas del pipeline (build, test, scan, deploy…) (10 pts)</w:t>
       </w:r>
     </w:p>
     <w:p>
@@ -1231,7 +1365,7 @@
           <w:color w:val="2B2B2B"/>
           <w:sz w:val="22"/>
         </w:rPr>
-        <w:t>b) Entornos (dev/staging/prod) y criterio de promoción (10 pts)</w:t>
+        <w:t>b) Entornos (dev/staging/prod) y criterio de promoción (8 pts)</w:t>
       </w:r>
     </w:p>
     <w:p>
@@ -1246,7 +1380,7 @@
           <w:color w:val="2B2B2B"/>
           <w:sz w:val="22"/>
         </w:rPr>
-        <w:t>c) 3 alertas con umbral o condición (10 pts)</w:t>
+        <w:t>c) 3 alertas con umbral o condición (7 pts)</w:t>
       </w:r>
     </w:p>
     <w:p>
@@ -1292,6 +1426,126 @@
           <w:sz w:val="22"/>
         </w:rPr>
         <w:t>______________________________________________________________________________</w:t>
+      </w:r>
+    </w:p>
+    <w:p>
+      <w:pPr>
+        <w:spacing w:after="40" w:before="0" w:line="240" w:lineRule="auto"/>
+        <w:jc w:val="left"/>
+      </w:pPr>
+      <w:r>
+        <w:rPr>
+          <w:rFonts w:ascii="Calibri" w:hAnsi="Calibri" w:eastAsia="Calibri"/>
+          <w:b w:val="0"/>
+          <w:color w:val="2B2B2B"/>
+          <w:sz w:val="22"/>
+        </w:rPr>
+        <w:t>______________________________________________________________________________</w:t>
+      </w:r>
+    </w:p>
+    <w:p>
+      <w:pPr>
+        <w:spacing w:after="40" w:before="0" w:line="240" w:lineRule="auto"/>
+        <w:jc w:val="left"/>
+      </w:pPr>
+      <w:r>
+        <w:rPr>
+          <w:rFonts w:ascii="Calibri" w:hAnsi="Calibri" w:eastAsia="Calibri"/>
+          <w:b w:val="0"/>
+          <w:color w:val="2B2B2B"/>
+          <w:sz w:val="22"/>
+        </w:rPr>
+        <w:t>______________________________________________________________________________</w:t>
+      </w:r>
+    </w:p>
+    <w:p>
+      <w:pPr>
+        <w:spacing w:after="40" w:before="0" w:line="240" w:lineRule="auto"/>
+        <w:jc w:val="left"/>
+      </w:pPr>
+      <w:r>
+        <w:rPr>
+          <w:rFonts w:ascii="Calibri" w:hAnsi="Calibri" w:eastAsia="Calibri"/>
+          <w:b w:val="0"/>
+          <w:color w:val="2B2B2B"/>
+          <w:sz w:val="22"/>
+        </w:rPr>
+        <w:t>______________________________________________________________________________</w:t>
+      </w:r>
+    </w:p>
+    <w:p>
+      <w:pPr>
+        <w:spacing w:after="40" w:before="0" w:line="240" w:lineRule="auto"/>
+        <w:jc w:val="left"/>
+      </w:pPr>
+      <w:r>
+        <w:rPr>
+          <w:rFonts w:ascii="Calibri" w:hAnsi="Calibri" w:eastAsia="Calibri"/>
+          <w:b w:val="0"/>
+          <w:color w:val="2B2B2B"/>
+          <w:sz w:val="22"/>
+        </w:rPr>
+        <w:t>______________________________________________________________________________</w:t>
+      </w:r>
+    </w:p>
+    <w:p>
+      <w:pPr>
+        <w:spacing w:after="40" w:before="0" w:line="240" w:lineRule="auto"/>
+        <w:jc w:val="left"/>
+      </w:pPr>
+      <w:r>
+        <w:rPr>
+          <w:rFonts w:ascii="Calibri" w:hAnsi="Calibri" w:eastAsia="Calibri"/>
+          <w:b w:val="0"/>
+          <w:color w:val="2B2B2B"/>
+          <w:sz w:val="22"/>
+        </w:rPr>
+        <w:t>______________________________________________________________________________</w:t>
+      </w:r>
+    </w:p>
+    <w:p>
+      <w:pPr>
+        <w:spacing w:after="40" w:before="0" w:line="240" w:lineRule="auto"/>
+        <w:jc w:val="left"/>
+      </w:pPr>
+      <w:r>
+        <w:rPr>
+          <w:rFonts w:ascii="Calibri" w:hAnsi="Calibri" w:eastAsia="Calibri"/>
+          <w:b w:val="0"/>
+          <w:color w:val="2B2B2B"/>
+          <w:sz w:val="22"/>
+        </w:rPr>
+        <w:t>D2. (10 pts) Costos y sostenibilidad de CloudLite (Clase 10): la factura mensual subió y el equipo detecta 3 instancias al 8 % de CPU encendidas 24/7, una imagen de contenedor de 1,2 GB y logs guardados sin límite de retención.</w:t>
+      </w:r>
+    </w:p>
+    <w:p>
+      <w:pPr>
+        <w:pStyle w:val="ListBullet"/>
+        <w:spacing w:after="40"/>
+      </w:pPr>
+      <w:r>
+        <w:rPr>
+          <w:rFonts w:ascii="Calibri" w:hAnsi="Calibri" w:eastAsia="Calibri"/>
+          <w:b w:val="0"/>
+          <w:color w:val="2B2B2B"/>
+          <w:sz w:val="22"/>
+        </w:rPr>
+        <w:t>a) Proponga 3 medidas concretas de reducción de costo para este escenario e indique qué componente de la factura ataca cada una (6 pts)</w:t>
+      </w:r>
+    </w:p>
+    <w:p>
+      <w:pPr>
+        <w:pStyle w:val="ListBullet"/>
+        <w:spacing w:after="40"/>
+      </w:pPr>
+      <w:r>
+        <w:rPr>
+          <w:rFonts w:ascii="Calibri" w:hAnsi="Calibri" w:eastAsia="Calibri"/>
+          <w:b w:val="0"/>
+          <w:color w:val="2B2B2B"/>
+          <w:sz w:val="22"/>
+        </w:rPr>
+        <w:t>b) Explique por qué el costo se trata como atributo de calidad de la arquitectura y qué otro atributo puede sacrificarse al recortar (4 pts)</w:t>
       </w:r>
     </w:p>
     <w:p>

--- a/Arquitectura de Sistemas Computacionales/Parciales/Parcial 2 - Seguridad redes monitoreo y CI-CD.docx
+++ b/Arquitectura de Sistemas Computacionales/Parciales/Parcial 2 - Seguridad redes monitoreo y CI-CD.docx
@@ -105,7 +105,7 @@
           <w:color w:val="2B2B2B"/>
           <w:sz w:val="22"/>
         </w:rPr>
-        <w:t>Fecha: 19/10/2026  ·  Sesión 9 de 13  ·  Modalidad: Presencial (síncrono)</w:t>
+        <w:t>Fecha: 19/10/2026  ·  Sesión 9 de 13  ·  Modalidad: virtual síncrona por Google Meet</w:t>
       </w:r>
     </w:p>
     <w:p>
@@ -331,7 +331,7 @@
           <w:color w:val="2B2B2B"/>
           <w:sz w:val="22"/>
         </w:rPr>
-        <w:t>Lea con atención cada sección antes de responder. Escriba con letra clara.</w:t>
+        <w:t>Lea con atención cada sección antes de responder. Responda en este mismo documento, sobre las líneas marcadas, y entréguelo por el medio que el docente indique al abrir la sesión.</w:t>
       </w:r>
     </w:p>
     <w:p>
@@ -361,7 +361,7 @@
           <w:color w:val="2B2B2B"/>
           <w:sz w:val="22"/>
         </w:rPr>
-        <w:t>No se permite el uso de dispositivos electrónicos salvo indicación explícita del docente.</w:t>
+        <w:t>Es individual: no se permite consultar con otras personas ni compartir respuestas. El material de apoyo autorizado es el que el docente indique al abrir la sesión.</w:t>
       </w:r>
     </w:p>
     <w:p>
